--- a/CV/MBA25084_ROHITGHOSH_CV_not verified.docx
+++ b/CV/MBA25084_ROHITGHOSH_CV_not verified.docx
@@ -1480,23 +1480,55 @@
                 <w:bCs/>
                 <w:color w:val="000000"/>
               </w:rPr>
-              <w:t>Delivered</w:t>
-            </w:r>
-            <w:r>
-              <w:rPr>
-                <w:rFonts w:ascii="Garamond" w:eastAsia="Garamond" w:hAnsi="Garamond" w:cs="Garamond"/>
-                <w:color w:val="000000"/>
-              </w:rPr>
-              <w:t xml:space="preserve"> a </w:t>
-            </w:r>
-            <w:r>
-              <w:rPr>
-                <w:rFonts w:ascii="Garamond" w:eastAsia="Garamond" w:hAnsi="Garamond" w:cs="Garamond"/>
-                <w:b/>
-                <w:bCs/>
-                <w:color w:val="000000"/>
-              </w:rPr>
-              <w:t>60% reduction in manual intervention</w:t>
+              <w:t>Reduced</w:t>
+            </w:r>
+            <w:r>
+              <w:rPr>
+                <w:rFonts w:ascii="Garamond" w:eastAsia="Garamond" w:hAnsi="Garamond" w:cs="Garamond"/>
+                <w:color w:val="000000"/>
+              </w:rPr>
+              <w:t xml:space="preserve"> </w:t>
+            </w:r>
+            <w:r>
+              <w:rPr>
+                <w:rFonts w:ascii="Garamond" w:eastAsia="Garamond" w:hAnsi="Garamond" w:cs="Garamond"/>
+                <w:b/>
+                <w:bCs/>
+                <w:color w:val="000000"/>
+              </w:rPr>
+              <w:t>manual</w:t>
+            </w:r>
+            <w:r>
+              <w:rPr>
+                <w:rFonts w:ascii="Garamond" w:eastAsia="Garamond" w:hAnsi="Garamond" w:cs="Garamond"/>
+                <w:color w:val="000000"/>
+              </w:rPr>
+              <w:t xml:space="preserve"> </w:t>
+            </w:r>
+            <w:r>
+              <w:rPr>
+                <w:rFonts w:ascii="Garamond" w:eastAsia="Garamond" w:hAnsi="Garamond" w:cs="Garamond"/>
+                <w:b/>
+                <w:bCs/>
+                <w:color w:val="000000"/>
+              </w:rPr>
+              <w:t>intervention</w:t>
+            </w:r>
+            <w:r>
+              <w:rPr>
+                <w:rFonts w:ascii="Garamond" w:eastAsia="Garamond" w:hAnsi="Garamond" w:cs="Garamond"/>
+                <w:color w:val="000000"/>
+              </w:rPr>
+              <w:t xml:space="preserve"> by </w:t>
+            </w:r>
+            <w:r>
+              <w:rPr>
+                <w:rFonts w:ascii="Garamond" w:eastAsia="Garamond" w:hAnsi="Garamond" w:cs="Garamond"/>
+                <w:b/>
+                <w:bCs/>
+                <w:color w:val="000000"/>
+              </w:rPr>
+              <w:t>60%</w:t>
             </w:r>
             <w:r>
               <w:rPr>
@@ -1512,7 +1544,39 @@
                 <w:bCs/>
                 <w:color w:val="000000"/>
               </w:rPr>
-              <w:t>45% faster onboarding turnaround</w:t>
+              <w:t>accelerated</w:t>
+            </w:r>
+            <w:r>
+              <w:rPr>
+                <w:rFonts w:ascii="Garamond" w:eastAsia="Garamond" w:hAnsi="Garamond" w:cs="Garamond"/>
+                <w:color w:val="000000"/>
+              </w:rPr>
+              <w:t xml:space="preserve"> </w:t>
+            </w:r>
+            <w:r>
+              <w:rPr>
+                <w:rFonts w:ascii="Garamond" w:eastAsia="Garamond" w:hAnsi="Garamond" w:cs="Garamond"/>
+                <w:b/>
+                <w:bCs/>
+                <w:color w:val="000000"/>
+              </w:rPr>
+              <w:t>onboarding</w:t>
+            </w:r>
+            <w:r>
+              <w:rPr>
+                <w:rFonts w:ascii="Garamond" w:eastAsia="Garamond" w:hAnsi="Garamond" w:cs="Garamond"/>
+                <w:color w:val="000000"/>
+              </w:rPr>
+              <w:t xml:space="preserve"> </w:t>
+            </w:r>
+            <w:r>
+              <w:rPr>
+                <w:rFonts w:ascii="Garamond" w:eastAsia="Garamond" w:hAnsi="Garamond" w:cs="Garamond"/>
+                <w:b/>
+                <w:bCs/>
+                <w:color w:val="000000"/>
+              </w:rPr>
+              <w:t>turnaround</w:t>
             </w:r>
             <w:r>
               <w:rPr>
@@ -1528,7 +1592,39 @@
                 <w:bCs/>
                 <w:color w:val="000000"/>
               </w:rPr>
-              <w:t>designing</w:t>
+              <w:t>45%</w:t>
+            </w:r>
+            <w:r>
+              <w:rPr>
+                <w:rFonts w:ascii="Garamond" w:eastAsia="Garamond" w:hAnsi="Garamond" w:cs="Garamond"/>
+                <w:color w:val="000000"/>
+              </w:rPr>
+              <w:t xml:space="preserve"> by </w:t>
+            </w:r>
+            <w:r>
+              <w:rPr>
+                <w:rFonts w:ascii="Garamond" w:eastAsia="Garamond" w:hAnsi="Garamond" w:cs="Garamond"/>
+                <w:b/>
+                <w:bCs/>
+                <w:color w:val="000000"/>
+              </w:rPr>
+              <w:t>spearheading</w:t>
+            </w:r>
+            <w:r>
+              <w:rPr>
+                <w:rFonts w:ascii="Garamond" w:eastAsia="Garamond" w:hAnsi="Garamond" w:cs="Garamond"/>
+                <w:color w:val="000000"/>
+              </w:rPr>
+              <w:t xml:space="preserve"> workflow automation for </w:t>
+            </w:r>
+            <w:r>
+              <w:rPr>
+                <w:rFonts w:ascii="Garamond" w:eastAsia="Garamond" w:hAnsi="Garamond" w:cs="Garamond"/>
+                <w:b/>
+                <w:bCs/>
+                <w:color w:val="000000"/>
+              </w:rPr>
+              <w:t>onboarding</w:t>
             </w:r>
             <w:r>
               <w:rPr>
@@ -1544,46 +1640,30 @@
                 <w:bCs/>
                 <w:color w:val="000000"/>
               </w:rPr>
-              <w:t>implementing</w:t>
-            </w:r>
-            <w:r>
-              <w:rPr>
-                <w:rFonts w:ascii="Garamond" w:eastAsia="Garamond" w:hAnsi="Garamond" w:cs="Garamond"/>
-                <w:color w:val="000000"/>
-              </w:rPr>
-              <w:t xml:space="preserve">, and </w:t>
-            </w:r>
-            <w:r>
-              <w:rPr>
-                <w:rFonts w:ascii="Garamond" w:eastAsia="Garamond" w:hAnsi="Garamond" w:cs="Garamond"/>
-                <w:b/>
-                <w:bCs/>
-                <w:color w:val="000000"/>
-              </w:rPr>
-              <w:t>spearheading</w:t>
-            </w:r>
-            <w:r>
-              <w:rPr>
-                <w:rFonts w:ascii="Garamond" w:eastAsia="Garamond" w:hAnsi="Garamond" w:cs="Garamond"/>
-                <w:color w:val="000000"/>
-              </w:rPr>
-              <w:t xml:space="preserve"> an onboarding lifecycle </w:t>
-            </w:r>
-            <w:r>
-              <w:rPr>
-                <w:rFonts w:ascii="Garamond" w:eastAsia="Garamond" w:hAnsi="Garamond" w:cs="Garamond"/>
-                <w:b/>
-                <w:bCs/>
-                <w:color w:val="000000"/>
-              </w:rPr>
-              <w:t>automation</w:t>
-            </w:r>
-            <w:r>
-              <w:rPr>
-                <w:rFonts w:ascii="Garamond" w:eastAsia="Garamond" w:hAnsi="Garamond" w:cs="Garamond"/>
-                <w:color w:val="000000"/>
-              </w:rPr>
-              <w:t xml:space="preserve"> system using </w:t>
+              <w:t>invoicing</w:t>
+            </w:r>
+            <w:r>
+              <w:rPr>
+                <w:rFonts w:ascii="Garamond" w:eastAsia="Garamond" w:hAnsi="Garamond" w:cs="Garamond"/>
+                <w:color w:val="000000"/>
+              </w:rPr>
+              <w:t xml:space="preserve">, </w:t>
+            </w:r>
+            <w:r>
+              <w:rPr>
+                <w:rFonts w:ascii="Garamond" w:eastAsia="Garamond" w:hAnsi="Garamond" w:cs="Garamond"/>
+                <w:b/>
+                <w:bCs/>
+                <w:color w:val="000000"/>
+              </w:rPr>
+              <w:t>escalation</w:t>
+            </w:r>
+            <w:r>
+              <w:rPr>
+                <w:rFonts w:ascii="Garamond" w:eastAsia="Garamond" w:hAnsi="Garamond" w:cs="Garamond"/>
+                <w:color w:val="000000"/>
+              </w:rPr>
+              <w:t xml:space="preserve">, and live product tracking using </w:t>
             </w:r>
             <w:r>
               <w:rPr>
@@ -1599,64 +1679,16 @@
                 <w:rFonts w:ascii="Garamond" w:eastAsia="Garamond" w:hAnsi="Garamond" w:cs="Garamond"/>
                 <w:color w:val="000000"/>
               </w:rPr>
-              <w:t xml:space="preserve"> and </w:t>
-            </w:r>
-            <w:r>
-              <w:rPr>
-                <w:rFonts w:ascii="Garamond" w:eastAsia="Garamond" w:hAnsi="Garamond" w:cs="Garamond"/>
-                <w:b/>
-                <w:bCs/>
-                <w:color w:val="000000"/>
-              </w:rPr>
-              <w:t>Google Sheets</w:t>
-            </w:r>
-            <w:r>
-              <w:rPr>
-                <w:rFonts w:ascii="Garamond" w:eastAsia="Garamond" w:hAnsi="Garamond" w:cs="Garamond"/>
-                <w:color w:val="000000"/>
-              </w:rPr>
-              <w:t xml:space="preserve"> to </w:t>
-            </w:r>
-            <w:r>
-              <w:rPr>
-                <w:rFonts w:ascii="Garamond" w:eastAsia="Garamond" w:hAnsi="Garamond" w:cs="Garamond"/>
-                <w:b/>
-                <w:bCs/>
-                <w:color w:val="000000"/>
-              </w:rPr>
-              <w:t>streamline</w:t>
-            </w:r>
-            <w:r>
-              <w:rPr>
-                <w:rFonts w:ascii="Garamond" w:eastAsia="Garamond" w:hAnsi="Garamond" w:cs="Garamond"/>
-                <w:color w:val="000000"/>
-              </w:rPr>
-              <w:t xml:space="preserve"> onboarding, follow-up escalation, and live product tracking through </w:t>
-            </w:r>
-            <w:r>
-              <w:rPr>
-                <w:rFonts w:ascii="Garamond" w:eastAsia="Garamond" w:hAnsi="Garamond" w:cs="Garamond"/>
-                <w:b/>
-                <w:bCs/>
-                <w:color w:val="000000"/>
-              </w:rPr>
-              <w:t>email-driven workflow orchestration</w:t>
-            </w:r>
-            <w:r>
-              <w:rPr>
-                <w:rFonts w:ascii="Garamond" w:eastAsia="Garamond" w:hAnsi="Garamond" w:cs="Garamond"/>
-                <w:color w:val="000000"/>
-              </w:rPr>
-              <w:t xml:space="preserve">, ensuring </w:t>
-            </w:r>
-            <w:r>
-              <w:rPr>
-                <w:rFonts w:ascii="Garamond" w:eastAsia="Garamond" w:hAnsi="Garamond" w:cs="Garamond"/>
-                <w:b/>
-                <w:bCs/>
-                <w:color w:val="000000"/>
-              </w:rPr>
-              <w:t>operational visibility</w:t>
+              <w:t xml:space="preserve">, </w:t>
+            </w:r>
+            <w:r>
+              <w:rPr>
+                <w:rFonts w:ascii="Garamond" w:eastAsia="Garamond" w:hAnsi="Garamond" w:cs="Garamond"/>
+                <w:b/>
+                <w:bCs/>
+                <w:color w:val="000000"/>
+              </w:rPr>
+              <w:t>Google</w:t>
             </w:r>
             <w:r>
               <w:rPr>
@@ -1668,9 +1700,146 @@
             <w:r>
               <w:rPr>
                 <w:rFonts w:ascii="Garamond" w:eastAsia="Garamond" w:hAnsi="Garamond" w:cs="Garamond"/>
-                <w:color w:val="000000"/>
-              </w:rPr>
-              <w:t>to all</w:t>
+                <w:b/>
+                <w:bCs/>
+                <w:color w:val="000000"/>
+              </w:rPr>
+              <w:t>Sheets</w:t>
+            </w:r>
+            <w:r>
+              <w:rPr>
+                <w:rFonts w:ascii="Garamond" w:eastAsia="Garamond" w:hAnsi="Garamond" w:cs="Garamond"/>
+                <w:color w:val="000000"/>
+              </w:rPr>
+              <w:t xml:space="preserve">, </w:t>
+            </w:r>
+            <w:r>
+              <w:rPr>
+                <w:rFonts w:ascii="Garamond" w:eastAsia="Garamond" w:hAnsi="Garamond" w:cs="Garamond"/>
+                <w:b/>
+                <w:bCs/>
+                <w:color w:val="000000"/>
+              </w:rPr>
+              <w:t>Zoho</w:t>
+            </w:r>
+            <w:r>
+              <w:rPr>
+                <w:rFonts w:ascii="Garamond" w:eastAsia="Garamond" w:hAnsi="Garamond" w:cs="Garamond"/>
+                <w:color w:val="000000"/>
+              </w:rPr>
+              <w:t xml:space="preserve"> </w:t>
+            </w:r>
+            <w:r>
+              <w:rPr>
+                <w:rFonts w:ascii="Garamond" w:eastAsia="Garamond" w:hAnsi="Garamond" w:cs="Garamond"/>
+                <w:b/>
+                <w:bCs/>
+                <w:color w:val="000000"/>
+              </w:rPr>
+              <w:t>Flow</w:t>
+            </w:r>
+            <w:r>
+              <w:rPr>
+                <w:rFonts w:ascii="Garamond" w:eastAsia="Garamond" w:hAnsi="Garamond" w:cs="Garamond"/>
+                <w:color w:val="000000"/>
+              </w:rPr>
+              <w:t xml:space="preserve">, </w:t>
+            </w:r>
+            <w:r>
+              <w:rPr>
+                <w:rFonts w:ascii="Garamond" w:eastAsia="Garamond" w:hAnsi="Garamond" w:cs="Garamond"/>
+                <w:b/>
+                <w:bCs/>
+                <w:color w:val="000000"/>
+              </w:rPr>
+              <w:t>Zoho</w:t>
+            </w:r>
+            <w:r>
+              <w:rPr>
+                <w:rFonts w:ascii="Garamond" w:eastAsia="Garamond" w:hAnsi="Garamond" w:cs="Garamond"/>
+                <w:color w:val="000000"/>
+              </w:rPr>
+              <w:t xml:space="preserve"> </w:t>
+            </w:r>
+            <w:r>
+              <w:rPr>
+                <w:rFonts w:ascii="Garamond" w:eastAsia="Garamond" w:hAnsi="Garamond" w:cs="Garamond"/>
+                <w:b/>
+                <w:bCs/>
+                <w:color w:val="000000"/>
+              </w:rPr>
+              <w:t>Books</w:t>
+            </w:r>
+            <w:r>
+              <w:rPr>
+                <w:rFonts w:ascii="Garamond" w:eastAsia="Garamond" w:hAnsi="Garamond" w:cs="Garamond"/>
+                <w:color w:val="000000"/>
+              </w:rPr>
+              <w:t xml:space="preserve">, </w:t>
+            </w:r>
+            <w:r>
+              <w:rPr>
+                <w:rFonts w:ascii="Garamond" w:eastAsia="Garamond" w:hAnsi="Garamond" w:cs="Garamond"/>
+                <w:b/>
+                <w:bCs/>
+                <w:color w:val="000000"/>
+              </w:rPr>
+              <w:t>Zoho</w:t>
+            </w:r>
+            <w:r>
+              <w:rPr>
+                <w:rFonts w:ascii="Garamond" w:eastAsia="Garamond" w:hAnsi="Garamond" w:cs="Garamond"/>
+                <w:color w:val="000000"/>
+              </w:rPr>
+              <w:t xml:space="preserve"> </w:t>
+            </w:r>
+            <w:r>
+              <w:rPr>
+                <w:rFonts w:ascii="Garamond" w:eastAsia="Garamond" w:hAnsi="Garamond" w:cs="Garamond"/>
+                <w:b/>
+                <w:bCs/>
+                <w:color w:val="000000"/>
+              </w:rPr>
+              <w:t>Billings</w:t>
+            </w:r>
+            <w:r>
+              <w:rPr>
+                <w:rFonts w:ascii="Garamond" w:eastAsia="Garamond" w:hAnsi="Garamond" w:cs="Garamond"/>
+                <w:color w:val="000000"/>
+              </w:rPr>
+              <w:t xml:space="preserve"> </w:t>
+            </w:r>
+            <w:r>
+              <w:rPr>
+                <w:rFonts w:ascii="Garamond" w:eastAsia="Garamond" w:hAnsi="Garamond" w:cs="Garamond"/>
+                <w:color w:val="000000"/>
+              </w:rPr>
+              <w:t xml:space="preserve">and </w:t>
+            </w:r>
+            <w:r>
+              <w:rPr>
+                <w:rFonts w:ascii="Garamond" w:eastAsia="Garamond" w:hAnsi="Garamond" w:cs="Garamond"/>
+                <w:b/>
+                <w:bCs/>
+                <w:color w:val="000000"/>
+              </w:rPr>
+              <w:t>Zoho</w:t>
+            </w:r>
+            <w:r>
+              <w:rPr>
+                <w:rFonts w:ascii="Garamond" w:eastAsia="Garamond" w:hAnsi="Garamond" w:cs="Garamond"/>
+                <w:color w:val="000000"/>
+              </w:rPr>
+              <w:t xml:space="preserve"> </w:t>
+            </w:r>
+            <w:r>
+              <w:rPr>
+                <w:rFonts w:ascii="Garamond" w:eastAsia="Garamond" w:hAnsi="Garamond" w:cs="Garamond"/>
+                <w:b/>
+                <w:bCs/>
+                <w:color w:val="000000"/>
+              </w:rPr>
+              <w:t>CRM</w:t>
             </w:r>
           </w:p>
           <w:p>
@@ -1709,16 +1878,96 @@
                 <w:rFonts w:ascii="Garamond" w:eastAsia="Garamond" w:hAnsi="Garamond" w:cs="Garamond"/>
                 <w:color w:val="000000"/>
               </w:rPr>
-              <w:t xml:space="preserve"> cross-functional </w:t>
-            </w:r>
-            <w:r>
-              <w:rPr>
-                <w:rFonts w:ascii="Garamond" w:eastAsia="Garamond" w:hAnsi="Garamond" w:cs="Garamond"/>
-                <w:b/>
-                <w:bCs/>
-                <w:color w:val="000000"/>
-              </w:rPr>
-              <w:t>operational alignment</w:t>
+              <w:t xml:space="preserve"> </w:t>
+            </w:r>
+            <w:r>
+              <w:rPr>
+                <w:rFonts w:ascii="Garamond" w:eastAsia="Garamond" w:hAnsi="Garamond" w:cs="Garamond"/>
+                <w:b/>
+                <w:bCs/>
+                <w:color w:val="000000"/>
+              </w:rPr>
+              <w:t>cross</w:t>
+            </w:r>
+            <w:r>
+              <w:rPr>
+                <w:rFonts w:ascii="Garamond" w:eastAsia="Garamond" w:hAnsi="Garamond" w:cs="Garamond"/>
+                <w:color w:val="000000"/>
+              </w:rPr>
+              <w:t>-</w:t>
+            </w:r>
+            <w:r>
+              <w:rPr>
+                <w:rFonts w:ascii="Garamond" w:eastAsia="Garamond" w:hAnsi="Garamond" w:cs="Garamond"/>
+                <w:b/>
+                <w:bCs/>
+                <w:color w:val="000000"/>
+              </w:rPr>
+              <w:t>functional</w:t>
+            </w:r>
+            <w:r>
+              <w:rPr>
+                <w:rFonts w:ascii="Garamond" w:eastAsia="Garamond" w:hAnsi="Garamond" w:cs="Garamond"/>
+                <w:color w:val="000000"/>
+              </w:rPr>
+              <w:t xml:space="preserve"> operational alignment by </w:t>
+            </w:r>
+            <w:r>
+              <w:rPr>
+                <w:rFonts w:ascii="Garamond" w:eastAsia="Garamond" w:hAnsi="Garamond" w:cs="Garamond"/>
+                <w:b/>
+                <w:bCs/>
+                <w:color w:val="000000"/>
+              </w:rPr>
+              <w:t>40%</w:t>
+            </w:r>
+            <w:r>
+              <w:rPr>
+                <w:rFonts w:ascii="Garamond" w:eastAsia="Garamond" w:hAnsi="Garamond" w:cs="Garamond"/>
+                <w:color w:val="000000"/>
+              </w:rPr>
+              <w:t xml:space="preserve"> and </w:t>
+            </w:r>
+            <w:r>
+              <w:rPr>
+                <w:rFonts w:ascii="Garamond" w:eastAsia="Garamond" w:hAnsi="Garamond" w:cs="Garamond"/>
+                <w:b/>
+                <w:bCs/>
+                <w:color w:val="000000"/>
+              </w:rPr>
+              <w:t>reduced</w:t>
+            </w:r>
+            <w:r>
+              <w:rPr>
+                <w:rFonts w:ascii="Garamond" w:eastAsia="Garamond" w:hAnsi="Garamond" w:cs="Garamond"/>
+                <w:color w:val="000000"/>
+              </w:rPr>
+              <w:t xml:space="preserve"> </w:t>
+            </w:r>
+            <w:r>
+              <w:rPr>
+                <w:rFonts w:ascii="Garamond" w:eastAsia="Garamond" w:hAnsi="Garamond" w:cs="Garamond"/>
+                <w:b/>
+                <w:bCs/>
+                <w:color w:val="000000"/>
+              </w:rPr>
+              <w:t>process</w:t>
+            </w:r>
+            <w:r>
+              <w:rPr>
+                <w:rFonts w:ascii="Garamond" w:eastAsia="Garamond" w:hAnsi="Garamond" w:cs="Garamond"/>
+                <w:color w:val="000000"/>
+              </w:rPr>
+              <w:t xml:space="preserve"> </w:t>
+            </w:r>
+            <w:r>
+              <w:rPr>
+                <w:rFonts w:ascii="Garamond" w:eastAsia="Garamond" w:hAnsi="Garamond" w:cs="Garamond"/>
+                <w:b/>
+                <w:bCs/>
+                <w:color w:val="000000"/>
+              </w:rPr>
+              <w:t>ambiguity</w:t>
             </w:r>
             <w:r>
               <w:rPr>
@@ -1734,7 +1983,46 @@
                 <w:bCs/>
                 <w:color w:val="000000"/>
               </w:rPr>
-              <w:t>40%</w:t>
+              <w:t>35%</w:t>
+            </w:r>
+            <w:r>
+              <w:rPr>
+                <w:rFonts w:ascii="Garamond" w:eastAsia="Garamond" w:hAnsi="Garamond" w:cs="Garamond"/>
+                <w:color w:val="000000"/>
+              </w:rPr>
+              <w:t xml:space="preserve"> by </w:t>
+            </w:r>
+            <w:r>
+              <w:rPr>
+                <w:rFonts w:ascii="Garamond" w:eastAsia="Garamond" w:hAnsi="Garamond" w:cs="Garamond"/>
+                <w:b/>
+                <w:bCs/>
+                <w:color w:val="000000"/>
+              </w:rPr>
+              <w:t>developing</w:t>
+            </w:r>
+            <w:r>
+              <w:rPr>
+                <w:rFonts w:ascii="Garamond" w:eastAsia="Garamond" w:hAnsi="Garamond" w:cs="Garamond"/>
+                <w:color w:val="000000"/>
+              </w:rPr>
+              <w:t xml:space="preserve"> and standardizing </w:t>
+            </w:r>
+            <w:r>
+              <w:rPr>
+                <w:rFonts w:ascii="Garamond" w:eastAsia="Garamond" w:hAnsi="Garamond" w:cs="Garamond"/>
+                <w:b/>
+                <w:bCs/>
+                <w:color w:val="000000"/>
+              </w:rPr>
+              <w:t>SOPs</w:t>
+            </w:r>
+            <w:r>
+              <w:rPr>
+                <w:rFonts w:ascii="Garamond" w:eastAsia="Garamond" w:hAnsi="Garamond" w:cs="Garamond"/>
+                <w:color w:val="000000"/>
+              </w:rPr>
+              <w:t>, workflow documentation</w:t>
             </w:r>
             <w:r>
               <w:rPr>
@@ -1746,176 +2034,9 @@
             <w:r>
               <w:rPr>
                 <w:rFonts w:ascii="Garamond" w:eastAsia="Garamond" w:hAnsi="Garamond" w:cs="Garamond"/>
-                <w:b/>
-                <w:bCs/>
-                <w:color w:val="000000"/>
-              </w:rPr>
-              <w:t>reduced process ambiguity</w:t>
-            </w:r>
-            <w:r>
-              <w:rPr>
-                <w:rFonts w:ascii="Garamond" w:eastAsia="Garamond" w:hAnsi="Garamond" w:cs="Garamond"/>
-                <w:color w:val="000000"/>
-              </w:rPr>
-              <w:t xml:space="preserve"> by </w:t>
-            </w:r>
-            <w:r>
-              <w:rPr>
-                <w:rFonts w:ascii="Garamond" w:eastAsia="Garamond" w:hAnsi="Garamond" w:cs="Garamond"/>
-                <w:b/>
-                <w:bCs/>
-                <w:color w:val="000000"/>
-              </w:rPr>
-              <w:t>35%</w:t>
-            </w:r>
-            <w:r>
-              <w:rPr>
-                <w:rFonts w:ascii="Garamond" w:eastAsia="Garamond" w:hAnsi="Garamond" w:cs="Garamond"/>
-                <w:color w:val="000000"/>
-              </w:rPr>
-              <w:t xml:space="preserve"> through </w:t>
-            </w:r>
-            <w:r>
-              <w:rPr>
-                <w:rFonts w:ascii="Garamond" w:eastAsia="Garamond" w:hAnsi="Garamond" w:cs="Garamond"/>
-                <w:b/>
-                <w:bCs/>
-                <w:color w:val="000000"/>
-              </w:rPr>
-              <w:t>developing</w:t>
-            </w:r>
-            <w:r>
-              <w:rPr>
-                <w:rFonts w:ascii="Garamond" w:eastAsia="Garamond" w:hAnsi="Garamond" w:cs="Garamond"/>
-                <w:color w:val="000000"/>
-              </w:rPr>
-              <w:t xml:space="preserve">, </w:t>
-            </w:r>
-            <w:r>
-              <w:rPr>
-                <w:rFonts w:ascii="Garamond" w:eastAsia="Garamond" w:hAnsi="Garamond" w:cs="Garamond"/>
-                <w:b/>
-                <w:bCs/>
-                <w:color w:val="000000"/>
-              </w:rPr>
-              <w:t>documenting</w:t>
-            </w:r>
-            <w:r>
-              <w:rPr>
-                <w:rFonts w:ascii="Garamond" w:eastAsia="Garamond" w:hAnsi="Garamond" w:cs="Garamond"/>
-                <w:color w:val="000000"/>
-              </w:rPr>
-              <w:t xml:space="preserve">, and </w:t>
-            </w:r>
-            <w:r>
-              <w:rPr>
-                <w:rFonts w:ascii="Garamond" w:eastAsia="Garamond" w:hAnsi="Garamond" w:cs="Garamond"/>
-                <w:b/>
-                <w:bCs/>
-                <w:color w:val="000000"/>
-              </w:rPr>
-              <w:t>coordinating</w:t>
-            </w:r>
-            <w:r>
-              <w:rPr>
-                <w:rFonts w:ascii="Garamond" w:eastAsia="Garamond" w:hAnsi="Garamond" w:cs="Garamond"/>
-                <w:color w:val="000000"/>
-              </w:rPr>
-              <w:t xml:space="preserve"> detailed </w:t>
-            </w:r>
-            <w:r>
-              <w:rPr>
-                <w:rFonts w:ascii="Garamond" w:eastAsia="Garamond" w:hAnsi="Garamond" w:cs="Garamond"/>
-                <w:b/>
-                <w:bCs/>
-                <w:color w:val="000000"/>
-              </w:rPr>
-              <w:t>SOPs</w:t>
-            </w:r>
-            <w:r>
-              <w:rPr>
-                <w:rFonts w:ascii="Garamond" w:eastAsia="Garamond" w:hAnsi="Garamond" w:cs="Garamond"/>
-                <w:color w:val="000000"/>
-              </w:rPr>
-              <w:t xml:space="preserve"> and </w:t>
-            </w:r>
-            <w:r>
-              <w:rPr>
-                <w:rFonts w:ascii="Garamond" w:eastAsia="Garamond" w:hAnsi="Garamond" w:cs="Garamond"/>
-                <w:b/>
-                <w:bCs/>
-                <w:color w:val="000000"/>
-              </w:rPr>
-              <w:t>workflow process documentation</w:t>
-            </w:r>
-            <w:r>
-              <w:rPr>
-                <w:rFonts w:ascii="Garamond" w:eastAsia="Garamond" w:hAnsi="Garamond" w:cs="Garamond"/>
-                <w:color w:val="000000"/>
-              </w:rPr>
-              <w:t xml:space="preserve"> to </w:t>
-            </w:r>
-            <w:r>
-              <w:rPr>
-                <w:rFonts w:ascii="Garamond" w:eastAsia="Garamond" w:hAnsi="Garamond" w:cs="Garamond"/>
-                <w:b/>
-                <w:bCs/>
-                <w:color w:val="000000"/>
-              </w:rPr>
-              <w:t>communicate</w:t>
-            </w:r>
-            <w:r>
-              <w:rPr>
-                <w:rFonts w:ascii="Garamond" w:eastAsia="Garamond" w:hAnsi="Garamond" w:cs="Garamond"/>
-                <w:color w:val="000000"/>
-              </w:rPr>
-              <w:t xml:space="preserve"> automation logic, lifecycle states, escalation handling, and operational workflows to stakeholders</w:t>
-            </w:r>
-            <w:r>
-              <w:rPr>
-                <w:rFonts w:ascii="Garamond" w:eastAsia="Garamond" w:hAnsi="Garamond" w:cs="Garamond"/>
-                <w:color w:val="000000"/>
-              </w:rPr>
-              <w:t xml:space="preserve">, </w:t>
-            </w:r>
-            <w:r>
-              <w:rPr>
-                <w:rFonts w:ascii="Garamond" w:eastAsia="Garamond" w:hAnsi="Garamond" w:cs="Garamond"/>
-                <w:b/>
-                <w:bCs/>
-                <w:color w:val="000000"/>
-              </w:rPr>
-              <w:t>enhancing</w:t>
-            </w:r>
-            <w:r>
-              <w:rPr>
-                <w:rFonts w:ascii="Garamond" w:eastAsia="Garamond" w:hAnsi="Garamond" w:cs="Garamond"/>
-                <w:color w:val="000000"/>
-              </w:rPr>
-              <w:t xml:space="preserve"> and</w:t>
-            </w:r>
-            <w:r>
-              <w:rPr>
-                <w:rFonts w:ascii="Garamond" w:eastAsia="Garamond" w:hAnsi="Garamond" w:cs="Garamond"/>
-                <w:color w:val="000000"/>
-              </w:rPr>
-              <w:t xml:space="preserve"> </w:t>
-            </w:r>
-            <w:r>
-              <w:rPr>
-                <w:rFonts w:ascii="Garamond" w:eastAsia="Garamond" w:hAnsi="Garamond" w:cs="Garamond"/>
-                <w:b/>
-                <w:bCs/>
-                <w:color w:val="000000"/>
-              </w:rPr>
-              <w:t>standardizing</w:t>
-            </w:r>
-            <w:r>
-              <w:rPr>
-                <w:rFonts w:ascii="Garamond" w:eastAsia="Garamond" w:hAnsi="Garamond" w:cs="Garamond"/>
-                <w:color w:val="000000"/>
-              </w:rPr>
-              <w:t xml:space="preserve"> handoff protocols</w:t>
+                <w:color w:val="000000"/>
+              </w:rPr>
+              <w:t>escalation protocols</w:t>
             </w:r>
           </w:p>
         </w:tc>
@@ -4314,7 +4435,27 @@
                 <w:bCs/>
                 <w:color w:val="000000"/>
               </w:rPr>
-              <w:t>implementing GitHub-Vercel CI/CD workflows</w:t>
+              <w:t>implementing GitHub-</w:t>
+            </w:r>
+            <w:proofErr w:type="spellStart"/>
+            <w:r>
+              <w:rPr>
+                <w:rFonts w:ascii="Garamond" w:eastAsia="Garamond" w:hAnsi="Garamond" w:cs="Garamond"/>
+                <w:b/>
+                <w:bCs/>
+                <w:color w:val="000000"/>
+              </w:rPr>
+              <w:t>Vercel</w:t>
+            </w:r>
+            <w:proofErr w:type="spellEnd"/>
+            <w:r>
+              <w:rPr>
+                <w:rFonts w:ascii="Garamond" w:eastAsia="Garamond" w:hAnsi="Garamond" w:cs="Garamond"/>
+                <w:b/>
+                <w:bCs/>
+                <w:color w:val="000000"/>
+              </w:rPr>
+              <w:t xml:space="preserve"> CI/CD workflows</w:t>
             </w:r>
           </w:p>
         </w:tc>
@@ -4538,6 +4679,7 @@
                 <w:color w:val="000000"/>
               </w:rPr>
             </w:pPr>
+            <w:proofErr w:type="spellStart"/>
             <w:r>
               <w:rPr>
                 <w:rFonts w:ascii="Garamond" w:eastAsia="Garamond" w:hAnsi="Garamond" w:cs="Garamond"/>
@@ -4545,6 +4687,7 @@
               </w:rPr>
               <w:t>Kivy</w:t>
             </w:r>
+            <w:proofErr w:type="spellEnd"/>
           </w:p>
         </w:tc>
       </w:tr>
@@ -5009,7 +5152,6 @@
                 <w:rFonts w:ascii="Garamond" w:eastAsia="Garamond" w:hAnsi="Garamond" w:cs="Garamond"/>
                 <w:color w:val="000000"/>
               </w:rPr>
-              <w:lastRenderedPageBreak/>
               <w:t>Violin</w:t>
             </w:r>
           </w:p>
